--- a/resume/dist/Naman_Chordia_SDE_Resume.docx
+++ b/resume/dist/Naman_Chordia_SDE_Resume.docx
@@ -122,11 +122,11 @@
         <w:rPr>
           <w:b w:val="0"/>
         </w:rPr>
-        <w:t>Business Intelligence &amp; Automation Intern</w:t>
+        <w:t>AI &amp; Automation Developer</w:t>
       </w:r>
       <w:r>
         <w:tab/>
-        <w:t>Jul 2025 – Present</w:t>
+        <w:t>Nov 2025 – Present</w:t>
       </w:r>
     </w:p>
     <w:p>
@@ -135,7 +135,7 @@
         <w:spacing w:after="20"/>
       </w:pPr>
       <w:r>
-        <w:t>Engineered a modular Python report service (data, calculation, chart and merge modules) that generates forecast-review reports as PDF, Word and Excel with LLM commentary; Dockerised through SIT/UAT.</w:t>
+        <w:t>Engineered a modular Python report service (data, calculation, chart and merge modules) that generates forecast-review reports as PDF, Word and Excel with LLM commentary; Dockerised through SIT, UAT and hypercare.</w:t>
       </w:r>
     </w:p>
     <w:p>
@@ -154,6 +154,23 @@
       </w:pPr>
       <w:r>
         <w:t>Built a Streamlit analytics app (pandas, Altair) for best-available-rate trends and pricing-decision validation, split into config, validation, calculation and chart services so new analyses plug in cleanly.</w:t>
+      </w:r>
+    </w:p>
+    <w:p>
+      <w:pPr>
+        <w:tabs>
+          <w:tab w:pos="10325" w:val="right"/>
+        </w:tabs>
+      </w:pPr>
+      <w:r>
+        <w:rPr>
+          <w:b w:val="0"/>
+        </w:rPr>
+        <w:t>Business Intelligence &amp; Automation Intern</w:t>
+      </w:r>
+      <w:r>
+        <w:tab/>
+        <w:t>Jul 2025 – Oct 2025</w:t>
       </w:r>
     </w:p>
     <w:p>

--- a/resume/dist/Naman_Chordia_SDE_Resume.docx
+++ b/resume/dist/Naman_Chordia_SDE_Resume.docx
@@ -214,15 +214,6 @@
         <w:spacing w:after="20"/>
       </w:pPr>
       <w:r>
-        <w:t>Extended the dashboard APIs from single-day to custom date-range queries, refactoring and tuning the underlying SQL.</w:t>
-      </w:r>
-    </w:p>
-    <w:p>
-      <w:pPr>
-        <w:pStyle w:val="ListBullet"/>
-        <w:spacing w:after="20"/>
-      </w:pPr>
-      <w:r>
         <w:t>Shipped the new UI behind a database-driven feature toggle (SQL migration) so clients could be switched between legacy JSP and Angular views for a controlled rollout.</w:t>
       </w:r>
     </w:p>
@@ -327,11 +318,43 @@
     </w:p>
     <w:p>
       <w:pPr>
+        <w:tabs>
+          <w:tab w:pos="10325" w:val="right"/>
+        </w:tabs>
+      </w:pPr>
+      <w:r>
+        <w:rPr>
+          <w:b/>
+        </w:rPr>
+        <w:t>AI Voice Sales Agent</w:t>
+      </w:r>
+      <w:r>
+        <w:rPr>
+          <w:i/>
+        </w:rPr>
+        <w:t xml:space="preserve"> | Python, FastAPI, OpenAI</w:t>
+      </w:r>
+      <w:r>
+        <w:tab/>
+        <w:t>github.com/NamanChordia07/ai-voice-sales-agent | Sep – Oct 2026</w:t>
+      </w:r>
+    </w:p>
+    <w:p>
+      <w:pPr>
         <w:pStyle w:val="ListBullet"/>
         <w:spacing w:after="20"/>
       </w:pPr>
       <w:r>
-        <w:t>Hardened Electron (sandboxed renderers, CSP, narrow IPC, DPAPI-encrypted user keys) and covered the system with 270+ automated tests: unit, Postgres integration, Electron security and WCAG 2.1 AA end-to-end suites.</w:t>
+        <w:t>Co-built an outbound AI calling system: FastAPI, a PostgreSQL work queue (SKIP LOCKED) with idempotent call attempts, WebSocket media bridging and adapters for Twilio, Exotel and FreJun telephony.</w:t>
+      </w:r>
+    </w:p>
+    <w:p>
+      <w:pPr>
+        <w:pStyle w:val="ListBullet"/>
+        <w:spacing w:after="20"/>
+      </w:pPr>
+      <w:r>
+        <w:t>Integrated FreJun (Teler) telephony from its docs and SDK: outbound dialling, call-flow endpoint, media WebSocket and HMAC-signed status webhooks; debugged call-lifecycle and agent failures found in live testing.</w:t>
       </w:r>
     </w:p>
     <w:p>
@@ -368,15 +391,6 @@
     </w:p>
     <w:p>
       <w:pPr>
-        <w:pStyle w:val="ListBullet"/>
-        <w:spacing w:after="20"/>
-      </w:pPr>
-      <w:r>
-        <w:t>Built the benchmark with independent ground truth (3 domains, 9 injected error types, held-out phrasing): 98.9–100% recall at 1.1–4.5% false alarms on unseen phrasing, vs. 16–20% recall for a naive value lookup.</w:t>
-      </w:r>
-    </w:p>
-    <w:p>
-      <w:pPr>
         <w:spacing w:before="120" w:after="40"/>
         <w:pBdr>
           <w:bottom w:val="single" w:sz="6" w:space="1" w:color="000000"/>
@@ -409,7 +423,7 @@
         <w:t xml:space="preserve">Backend: </w:t>
       </w:r>
       <w:r>
-        <w:t>Spring Boot, REST APIs, Node.js (Next.js API routes), PostgreSQL, MySQL, Drizzle ORM</w:t>
+        <w:t>Spring Boot, FastAPI, REST and WebSocket APIs, Node.js (Next.js API routes), PostgreSQL, MySQL, Drizzle ORM</w:t>
       </w:r>
     </w:p>
     <w:p>
@@ -442,7 +456,7 @@
         <w:t xml:space="preserve">AI &amp; automation: </w:t>
       </w:r>
       <w:r>
-        <w:t>Gemini and Claude APIs, MCP, Power Automate, Streamlit</w:t>
+        <w:t>OpenAI, Gemini and Claude APIs, voice agents (STT/TTS), MCP, Power Automate, Streamlit</w:t>
       </w:r>
     </w:p>
     <w:p>

--- a/resume/dist/Naman_Chordia_SDE_Resume.docx
+++ b/resume/dist/Naman_Chordia_SDE_Resume.docx
@@ -51,7 +51,7 @@
           <w:b w:val="0"/>
           <w:sz w:val="19"/>
         </w:rPr>
-        <w:t>namanchordia.vercel.app | github.com/NamanChordia07 | linkedin.com/in/naman-chordia</w:t>
+        <w:t>namanchordia.vercel.app | github.com/NamanChordia07 | linkedin.com/in/naman-chordia-291b7a22a</w:t>
       </w:r>
     </w:p>
     <w:p>
@@ -377,7 +377,7 @@
       </w:r>
       <w:r>
         <w:tab/>
-        <w:t>github.com/NamanChordia07/proofline | Sep 2026</w:t>
+        <w:t>namanchordia.vercel.app/work/proofline | Sep 2026</w:t>
       </w:r>
     </w:p>
     <w:p>

--- a/resume/dist/Naman_Chordia_SDE_Resume.docx
+++ b/resume/dist/Naman_Chordia_SDE_Resume.docx
@@ -377,7 +377,7 @@
       </w:r>
       <w:r>
         <w:tab/>
-        <w:t>namanchordia.vercel.app/work/proofline | Sep 2026</w:t>
+        <w:t>github.com/NamanChordia07/Proofline | Sep 2026</w:t>
       </w:r>
     </w:p>
     <w:p>

--- a/resume/dist/Naman_Chordia_SDE_Resume.docx
+++ b/resume/dist/Naman_Chordia_SDE_Resume.docx
@@ -77,7 +77,7 @@
         <w:rPr>
           <w:b w:val="0"/>
         </w:rPr>
-        <w:t>Software engineer across Java/Spring Boot and Angular (modernization at IDeaS, a SAS company), Python automation and TypeScript full-stack; designed and shipped ClueCode, a subscription app with a Next.js/Postgres backend and 270+ tests.</w:t>
+        <w:t>Software engineer with 2+ years across 4 roles: Java/Spring Boot and Angular modernization at IDeaS (a SAS company), Python automation and TypeScript full-stack; launched ClueCode solo with a Next.js/Postgres backend.</w:t>
       </w:r>
     </w:p>
     <w:p>
@@ -135,7 +135,7 @@
         <w:spacing w:after="20"/>
       </w:pPr>
       <w:r>
-        <w:t>Engineered a modular Python report service (data, calculation, chart and merge modules) that generates forecast-review reports as PDF, Word and Excel with LLM commentary; Dockerised through SIT, UAT and hypercare.</w:t>
+        <w:t>Engineered a Python report service of 4 modules (data, calculation, chart, merge) that renders forecast-review reports in 3 formats (PDF, Word, Excel) with LLM commentary; Dockerized and shipped through SIT, UAT and hypercare.</w:t>
       </w:r>
     </w:p>
     <w:p>
@@ -144,7 +144,7 @@
         <w:spacing w:after="20"/>
       </w:pPr>
       <w:r>
-        <w:t>Wrote Playwright end-to-end automation that checks client configuration (account numbers, integration types) across Salesforce, the G3 revenue-management UI and its database, in Docker.</w:t>
+        <w:t>Wrote Playwright end-to-end tests that verify client configuration (account numbers, integration types) across 3 systems: Salesforce, the G3 revenue-management UI and its database, in Docker.</w:t>
       </w:r>
     </w:p>
     <w:p>
@@ -153,7 +153,7 @@
         <w:spacing w:after="20"/>
       </w:pPr>
       <w:r>
-        <w:t>Built a Streamlit analytics app (pandas, Altair) for best-available-rate trends and pricing-decision validation, split into config, validation, calculation and chart services so new analyses plug in cleanly.</w:t>
+        <w:t>Designed a Streamlit analytics app (pandas, Altair) as 4 independent services (config, validation, calculation, charts) for best-available-rate trends and pricing-decision validation over Excel exports.</w:t>
       </w:r>
     </w:p>
     <w:p>
@@ -166,7 +166,7 @@
         <w:rPr>
           <w:b w:val="0"/>
         </w:rPr>
-        <w:t>Business Intelligence &amp; Automation Intern</w:t>
+        <w:t>Business Intelligence &amp; Automation Intern, IDeaS Revenue Solutions</w:t>
       </w:r>
       <w:r>
         <w:tab/>
@@ -179,7 +179,7 @@
         <w:spacing w:after="20"/>
       </w:pPr>
       <w:r>
-        <w:t>Automated a shared customer-care mailbox with scheduled Power Automate flows: client and system emails (chain codes, timestamps) logged to Excel, replies reconciled from Sent Items, saving the team ~3 hours of manual tracking.</w:t>
+        <w:t>Streamlined a shared customer-care mailbox with scheduled Power Automate flows that log incoming emails (chain codes, timestamps) to Excel and reconcile replies from Sent Items, saving the team ~3 hours of manual tracking.</w:t>
       </w:r>
     </w:p>
     <w:p>
@@ -192,7 +192,7 @@
         <w:rPr>
           <w:b w:val="0"/>
         </w:rPr>
-        <w:t>Software Developer Intern</w:t>
+        <w:t>Software Developer Intern, IDeaS Revenue Solutions</w:t>
       </w:r>
       <w:r>
         <w:tab/>
@@ -214,7 +214,7 @@
         <w:spacing w:after="20"/>
       </w:pPr>
       <w:r>
-        <w:t>Shipped the new UI behind a database-driven feature toggle (SQL migration) so clients could be switched between legacy JSP and Angular views for a controlled rollout.</w:t>
+        <w:t>Released the new UI behind a database-driven feature toggle (SQL migration) for a staged rollout.</w:t>
       </w:r>
     </w:p>
     <w:p>
@@ -257,7 +257,7 @@
         <w:spacing w:after="20"/>
       </w:pPr>
       <w:r>
-        <w:t>Detected and mitigated XSS, SQL-injection and misconfiguration risks in internal audits; automated scanning.</w:t>
+        <w:t>Identified and mitigated 3 risk classes (XSS, SQL injection, misconfiguration) in internal security audits.</w:t>
       </w:r>
     </w:p>
     <w:p>
@@ -304,7 +304,7 @@
         <w:spacing w:after="20"/>
       </w:pPr>
       <w:r>
-        <w:t>Designed and shipped a subscription desktop app (cluecode.in): Electron + TypeScript client, Next.js API on Vercel, PostgreSQL (Neon, Drizzle), Better Auth, Razorpay; npm-workspaces monorepo with shared zod contracts.</w:t>
+        <w:t>Architected a subscription desktop app solo: Electron + TypeScript client, Next.js API on Vercel, PostgreSQL (Neon, Drizzle), Better Auth and Razorpay in an npm-workspaces monorepo; 270+ automated tests.</w:t>
       </w:r>
     </w:p>
     <w:p>
@@ -313,7 +313,7 @@
         <w:spacing w:after="20"/>
       </w:pPr>
       <w:r>
-        <w:t>Enforced one active device per account with server-clock session leases, heartbeats and a partial unique index; made Razorpay webhooks signature-verified and idempotent; built an audited, role-based admin console.</w:t>
+        <w:t>Enforced 1 active device per account with server-clock session leases, heartbeats and a partial unique index; made Razorpay webhooks signature-verified and idempotent; added an audited, role-based admin console.</w:t>
       </w:r>
     </w:p>
     <w:p>
@@ -345,7 +345,7 @@
         <w:spacing w:after="20"/>
       </w:pPr>
       <w:r>
-        <w:t>Co-built an outbound AI calling system: FastAPI, a PostgreSQL work queue (SKIP LOCKED) with idempotent call attempts, WebSocket media bridging and adapters for Twilio, Exotel and FreJun telephony.</w:t>
+        <w:t>Co-built (team of 2) an outbound AI calling system: FastAPI, a PostgreSQL work queue (SKIP LOCKED) with idempotent call attempts, WebSocket media bridging and adapters for 3 telephony providers.</w:t>
       </w:r>
     </w:p>
     <w:p>
@@ -354,7 +354,7 @@
         <w:spacing w:after="20"/>
       </w:pPr>
       <w:r>
-        <w:t>Integrated FreJun (Teler) telephony from its docs and SDK: outbound dialling, call-flow endpoint, media WebSocket and HMAC-signed status webhooks; debugged call-lifecycle and agent failures found in live testing.</w:t>
+        <w:t>Owned the FreJun (Teler) telephony integration from its docs and SDK: outbound dialing, call-flow endpoint, media WebSocket and HMAC-signed webhooks; fixed 5 call-handling and agent bugs found in live testing.</w:t>
       </w:r>
     </w:p>
     <w:p>
@@ -386,7 +386,16 @@
         <w:spacing w:after="20"/>
       </w:pPr>
       <w:r>
-        <w:t>Built a zero-dependency Python library and CLI that parses numbers with display-precision semantics, attributes each claim to a metric, entity and comparison basis, and verifies it against computed facts.</w:t>
+        <w:t>Engineered a zero-dependency Python library and CLI that parses numbers with display-precision semantics, attributes each claim to a metric and comparison basis, and verifies 5,000+ claims per second.</w:t>
+      </w:r>
+    </w:p>
+    <w:p>
+      <w:pPr>
+        <w:pStyle w:val="ListBullet"/>
+        <w:spacing w:after="20"/>
+      </w:pPr>
+      <w:r>
+        <w:t>Shipped it with 71 tests, 95% coverage, mypy --strict and GitHub Actions CI/CD on 3 runtime versions.</w:t>
       </w:r>
     </w:p>
     <w:p>
@@ -445,7 +454,7 @@
         <w:t xml:space="preserve">Testing &amp; tooling: </w:t>
       </w:r>
       <w:r>
-        <w:t>Playwright, Vitest, pytest, Hypothesis, Docker, Git, GitHub Actions CI, Vercel, Linux/Shell</w:t>
+        <w:t>Playwright, Vitest, pytest, Hypothesis, debugging, Docker, Git, CI/CD (GitHub Actions), Vercel, Linux</w:t>
       </w:r>
     </w:p>
     <w:p>
@@ -456,7 +465,7 @@
         <w:t xml:space="preserve">AI &amp; automation: </w:t>
       </w:r>
       <w:r>
-        <w:t>OpenAI, Gemini and Claude APIs, voice agents (STT/TTS), MCP, Power Automate, Streamlit</w:t>
+        <w:t>OpenAI, Gemini and Claude APIs, LangChain, LangGraph, voice agents (STT/TTS), MCP, Power Automate</w:t>
       </w:r>
     </w:p>
     <w:p>
@@ -523,7 +532,7 @@
         <w:spacing w:after="20"/>
       </w:pPr>
       <w:r>
-        <w:t>Technical Head, Cyber Cell, VIIT (5+ security workshops and CTFs, 150+ students) · Joint runner-up, Data Viz-a-thon.</w:t>
+        <w:t>Led 5+ security workshops and CTFs for 150+ students as Technical Head, Cyber Cell, VIIT; joint hackathon runner-up.</w:t>
       </w:r>
     </w:p>
     <w:sectPr>
